--- a/doc/计划总结.docx
+++ b/doc/计划总结.docx
@@ -927,11 +927,6 @@
       </w:r>
     </w:p>
     <w:p>
-      <w:pPr>
-        <w:rPr>
-          <w:rFonts w:hint="eastAsia"/>
-        </w:rPr>
-      </w:pPr>
       <w:r>
         <w:tab/>
         <w:t>•</w:t>
@@ -944,9 +939,6 @@
     <w:p>
       <w:pPr>
         <w:pStyle w:val="3"/>
-        <w:rPr>
-          <w:rFonts w:hint="eastAsia"/>
-        </w:rPr>
       </w:pPr>
       <w:r>
         <w:t>一个最小计划，至少包含 4 个元素</w:t>
@@ -969,7 +961,6 @@
     </w:p>
     <w:p>
       <w:r>
-        <w:lastRenderedPageBreak/>
         <w:t>4. 校验机制（How do I know it's working）</w:t>
       </w:r>
     </w:p>
@@ -1008,20 +999,8 @@
         <w:t>确定当前计划的既定元素：目标状态与当前状态</w:t>
       </w:r>
     </w:p>
-    <w:p>
-      <w:pPr>
-        <w:rPr>
-          <w:rFonts w:hint="eastAsia"/>
-        </w:rPr>
-      </w:pPr>
-    </w:p>
-    <w:p>
-      <w:pPr>
-        <w:rPr>
-          <w:rFonts w:hint="eastAsia"/>
-        </w:rPr>
-      </w:pPr>
-    </w:p>
+    <w:p/>
+    <w:p/>
     <w:p>
       <w:pPr>
         <w:pStyle w:val="2"/>
@@ -1054,13 +1033,37 @@
     </w:p>
     <w:p>
       <w:pPr>
-        <w:pStyle w:val="3"/>
+        <w:pStyle w:val="4"/>
       </w:pPr>
       <w:r>
         <w:rPr>
           <w:rFonts w:hint="eastAsia"/>
         </w:rPr>
-        <w:t>计划修改</w:t>
+        <w:t>计划修正时机</w:t>
+      </w:r>
+    </w:p>
+    <w:p>
+      <w:pPr>
+        <w:rPr>
+          <w:rFonts w:hint="eastAsia"/>
+        </w:rPr>
+      </w:pPr>
+      <w:r>
+        <w:rPr>
+          <w:rFonts w:hint="eastAsia"/>
+        </w:rPr>
+        <w:t>在完成一个任务后对计划进行修改</w:t>
+      </w:r>
+    </w:p>
+    <w:p>
+      <w:pPr>
+        <w:pStyle w:val="4"/>
+      </w:pPr>
+      <w:r>
+        <w:rPr>
+          <w:rFonts w:hint="eastAsia"/>
+        </w:rPr>
+        <w:t>计划修正内容</w:t>
       </w:r>
     </w:p>
     <w:tbl>
@@ -1088,7 +1091,7 @@
         </w:trPr>
         <w:tc>
           <w:tcPr>
-            <w:tcW w:w="0" w:type="auto"/>
+            <w:tcW w:w="1230" w:type="dxa"/>
             <w:vAlign w:val="center"/>
             <w:hideMark/>
           </w:tcPr>
@@ -1119,7 +1122,7 @@
         </w:tc>
         <w:tc>
           <w:tcPr>
-            <w:tcW w:w="0" w:type="auto"/>
+            <w:tcW w:w="1009" w:type="dxa"/>
             <w:vAlign w:val="center"/>
             <w:hideMark/>
           </w:tcPr>
@@ -1150,7 +1153,7 @@
         </w:tc>
         <w:tc>
           <w:tcPr>
-            <w:tcW w:w="0" w:type="auto"/>
+            <w:tcW w:w="2430" w:type="dxa"/>
             <w:vAlign w:val="center"/>
             <w:hideMark/>
           </w:tcPr>
@@ -1181,7 +1184,7 @@
         </w:tc>
         <w:tc>
           <w:tcPr>
-            <w:tcW w:w="0" w:type="auto"/>
+            <w:tcW w:w="1710" w:type="dxa"/>
             <w:vAlign w:val="center"/>
             <w:hideMark/>
           </w:tcPr>
@@ -1206,7 +1209,17 @@
                 <w:kern w:val="0"/>
                 <w:sz w:val="24"/>
               </w:rPr>
-              <w:t>修改代价</w:t>
+              <w:t>修改</w:t>
+            </w:r>
+            <w:r>
+              <w:rPr>
+                <w:rFonts w:ascii="宋体" w:eastAsia="宋体" w:hAnsi="宋体" w:cs="宋体" w:hint="eastAsia"/>
+                <w:b/>
+                <w:bCs/>
+                <w:kern w:val="0"/>
+                <w:sz w:val="24"/>
+              </w:rPr>
+              <w:t>内容</w:t>
             </w:r>
           </w:p>
         </w:tc>
@@ -1217,7 +1230,7 @@
         </w:trPr>
         <w:tc>
           <w:tcPr>
-            <w:tcW w:w="0" w:type="auto"/>
+            <w:tcW w:w="1230" w:type="dxa"/>
             <w:vAlign w:val="center"/>
             <w:hideMark/>
           </w:tcPr>
@@ -1244,7 +1257,7 @@
         </w:tc>
         <w:tc>
           <w:tcPr>
-            <w:tcW w:w="0" w:type="auto"/>
+            <w:tcW w:w="1009" w:type="dxa"/>
             <w:vAlign w:val="center"/>
             <w:hideMark/>
           </w:tcPr>
@@ -1279,7 +1292,7 @@
         </w:tc>
         <w:tc>
           <w:tcPr>
-            <w:tcW w:w="0" w:type="auto"/>
+            <w:tcW w:w="2430" w:type="dxa"/>
             <w:vAlign w:val="center"/>
             <w:hideMark/>
           </w:tcPr>
@@ -1306,7 +1319,7 @@
         </w:tc>
         <w:tc>
           <w:tcPr>
-            <w:tcW w:w="0" w:type="auto"/>
+            <w:tcW w:w="1710" w:type="dxa"/>
             <w:vAlign w:val="center"/>
             <w:hideMark/>
           </w:tcPr>
@@ -1340,7 +1353,7 @@
         </w:trPr>
         <w:tc>
           <w:tcPr>
-            <w:tcW w:w="0" w:type="auto"/>
+            <w:tcW w:w="1230" w:type="dxa"/>
             <w:vAlign w:val="center"/>
             <w:hideMark/>
           </w:tcPr>
@@ -1367,7 +1380,7 @@
         </w:tc>
         <w:tc>
           <w:tcPr>
-            <w:tcW w:w="0" w:type="auto"/>
+            <w:tcW w:w="1009" w:type="dxa"/>
             <w:vAlign w:val="center"/>
             <w:hideMark/>
           </w:tcPr>
@@ -1402,7 +1415,7 @@
         </w:tc>
         <w:tc>
           <w:tcPr>
-            <w:tcW w:w="0" w:type="auto"/>
+            <w:tcW w:w="2430" w:type="dxa"/>
             <w:vAlign w:val="center"/>
             <w:hideMark/>
           </w:tcPr>
@@ -1429,7 +1442,7 @@
         </w:tc>
         <w:tc>
           <w:tcPr>
-            <w:tcW w:w="0" w:type="auto"/>
+            <w:tcW w:w="1710" w:type="dxa"/>
             <w:vAlign w:val="center"/>
             <w:hideMark/>
           </w:tcPr>
@@ -1461,7 +1474,7 @@
         </w:trPr>
         <w:tc>
           <w:tcPr>
-            <w:tcW w:w="0" w:type="auto"/>
+            <w:tcW w:w="1230" w:type="dxa"/>
             <w:vAlign w:val="center"/>
             <w:hideMark/>
           </w:tcPr>
@@ -1488,7 +1501,7 @@
         </w:tc>
         <w:tc>
           <w:tcPr>
-            <w:tcW w:w="0" w:type="auto"/>
+            <w:tcW w:w="1009" w:type="dxa"/>
             <w:vAlign w:val="center"/>
             <w:hideMark/>
           </w:tcPr>
@@ -1523,7 +1536,7 @@
         </w:tc>
         <w:tc>
           <w:tcPr>
-            <w:tcW w:w="0" w:type="auto"/>
+            <w:tcW w:w="2430" w:type="dxa"/>
             <w:vAlign w:val="center"/>
             <w:hideMark/>
           </w:tcPr>
@@ -1550,7 +1563,7 @@
         </w:tc>
         <w:tc>
           <w:tcPr>
-            <w:tcW w:w="0" w:type="auto"/>
+            <w:tcW w:w="1710" w:type="dxa"/>
             <w:vAlign w:val="center"/>
             <w:hideMark/>
           </w:tcPr>
@@ -1582,7 +1595,7 @@
         </w:trPr>
         <w:tc>
           <w:tcPr>
-            <w:tcW w:w="0" w:type="auto"/>
+            <w:tcW w:w="1230" w:type="dxa"/>
             <w:vAlign w:val="center"/>
             <w:hideMark/>
           </w:tcPr>
@@ -1609,7 +1622,7 @@
         </w:tc>
         <w:tc>
           <w:tcPr>
-            <w:tcW w:w="0" w:type="auto"/>
+            <w:tcW w:w="1009" w:type="dxa"/>
             <w:vAlign w:val="center"/>
             <w:hideMark/>
           </w:tcPr>
@@ -1644,7 +1657,7 @@
         </w:tc>
         <w:tc>
           <w:tcPr>
-            <w:tcW w:w="0" w:type="auto"/>
+            <w:tcW w:w="2430" w:type="dxa"/>
             <w:vAlign w:val="center"/>
             <w:hideMark/>
           </w:tcPr>
@@ -1671,8 +1684,7 @@
         </w:tc>
         <w:tc>
           <w:tcPr>
-            <w:tcW w:w="0" w:type="auto"/>
-            <w:vAlign w:val="center"/>
+            <w:tcW w:w="1710" w:type="dxa"/>
             <w:hideMark/>
           </w:tcPr>
           <w:p>
@@ -1694,7 +1706,17 @@
                 <w:kern w:val="0"/>
                 <w:sz w:val="24"/>
               </w:rPr>
-              <w:t>零代价</w:t>
+              <w:t>D</w:t>
+            </w:r>
+            <w:r>
+              <w:rPr>
+                <w:rFonts w:ascii="宋体" w:eastAsia="宋体" w:hAnsi="宋体" w:cs="宋体" w:hint="eastAsia"/>
+                <w:b/>
+                <w:bCs/>
+                <w:kern w:val="0"/>
+                <w:sz w:val="24"/>
+              </w:rPr>
+              <w:t>ue、status</w:t>
             </w:r>
           </w:p>
         </w:tc>
@@ -1702,304 +1724,230 @@
     </w:tbl>
     <w:p>
       <w:pPr>
+        <w:pStyle w:val="4"/>
+      </w:pPr>
+      <w:r>
         <w:rPr>
           <w:rFonts w:hint="eastAsia"/>
         </w:rPr>
-      </w:pPr>
+        <w:t>当计划延时：</w:t>
+      </w:r>
     </w:p>
     <w:p>
       <w:pPr>
-        <w:pStyle w:val="3"/>
-      </w:pPr>
+        <w:pStyle w:val="5"/>
+        <w:rPr>
+          <w:rFonts w:ascii="Helvetica Neue" w:eastAsia="宋体" w:hAnsi="Helvetica Neue" w:cs="宋体"/>
+          <w:b/>
+          <w:bCs/>
+          <w:color w:val="0E0E0E"/>
+          <w:kern w:val="0"/>
+        </w:rPr>
+      </w:pPr>
+      <w:r>
+        <w:rPr>
+          <w:rFonts w:ascii="Helvetica Neue" w:eastAsia="宋体" w:hAnsi="Helvetica Neue" w:cs="宋体"/>
+          <w:b/>
+          <w:bCs/>
+          <w:color w:val="0E0E0E"/>
+          <w:kern w:val="0"/>
+        </w:rPr>
+        <w:t>切掉一切非必要的事情</w:t>
+      </w:r>
     </w:p>
     <w:p>
       <w:pPr>
-        <w:pStyle w:val="3"/>
-      </w:pPr>
-      <w:r>
-        <w:t>AOPT</w:t>
-      </w:r>
-      <w:r>
+        <w:rPr>
+          <w:rFonts w:ascii="Helvetica Neue" w:eastAsia="宋体" w:hAnsi="Helvetica Neue" w:cs="宋体" w:hint="eastAsia"/>
+          <w:color w:val="0E0E0E"/>
+          <w:kern w:val="0"/>
+          <w:sz w:val="24"/>
+        </w:rPr>
+      </w:pPr>
+      <w:r>
+        <w:rPr>
+          <w:rFonts w:ascii="Helvetica Neue" w:eastAsia="宋体" w:hAnsi="Helvetica Neue" w:cs="宋体" w:hint="eastAsia"/>
+          <w:b/>
+          <w:bCs/>
+          <w:color w:val="0E0E0E"/>
+          <w:kern w:val="0"/>
+        </w:rPr>
+        <w:t xml:space="preserve"> </w:t>
+      </w:r>
+      <w:r>
+        <w:rPr>
+          <w:rFonts w:ascii="Helvetica Neue" w:eastAsia="宋体" w:hAnsi="Helvetica Neue" w:cs="宋体" w:hint="eastAsia"/>
+          <w:b/>
+          <w:bCs/>
+          <w:color w:val="0E0E0E"/>
+          <w:kern w:val="0"/>
+        </w:rPr>
+        <w:t>包括：优化</w:t>
+      </w:r>
+      <w:r>
+        <w:rPr>
+          <w:rFonts w:ascii="Helvetica Neue" w:eastAsia="宋体" w:hAnsi="Helvetica Neue" w:cs="宋体" w:hint="eastAsia"/>
+          <w:b/>
+          <w:bCs/>
+          <w:color w:val="0E0E0E"/>
+          <w:kern w:val="0"/>
+        </w:rPr>
+        <w:t>/</w:t>
+      </w:r>
+      <w:r>
+        <w:rPr>
+          <w:rFonts w:ascii="Helvetica Neue" w:eastAsia="宋体" w:hAnsi="Helvetica Neue" w:cs="宋体" w:hint="eastAsia"/>
+          <w:b/>
+          <w:bCs/>
+          <w:color w:val="0E0E0E"/>
+          <w:kern w:val="0"/>
+        </w:rPr>
+        <w:t>完美度提升</w:t>
+      </w:r>
+      <w:r>
+        <w:rPr>
+          <w:rFonts w:ascii="Helvetica Neue" w:eastAsia="宋体" w:hAnsi="Helvetica Neue" w:cs="宋体" w:hint="eastAsia"/>
+          <w:b/>
+          <w:bCs/>
+          <w:color w:val="0E0E0E"/>
+          <w:kern w:val="0"/>
+        </w:rPr>
+        <w:t>/</w:t>
+      </w:r>
+      <w:r>
+        <w:rPr>
+          <w:rFonts w:ascii="Helvetica Neue" w:eastAsia="宋体" w:hAnsi="Helvetica Neue" w:cs="宋体" w:hint="eastAsia"/>
+          <w:b/>
+          <w:bCs/>
+          <w:color w:val="0E0E0E"/>
+          <w:kern w:val="0"/>
+        </w:rPr>
+        <w:t>冗余验证等</w:t>
+      </w:r>
+      <w:r>
+        <w:rPr>
+          <w:rFonts w:ascii="Helvetica Neue" w:eastAsia="宋体" w:hAnsi="Helvetica Neue" w:cs="宋体" w:hint="eastAsia"/>
+          <w:b/>
+          <w:bCs/>
+          <w:color w:val="0E0E0E"/>
+          <w:kern w:val="0"/>
+        </w:rPr>
+        <w:t>，或其他</w:t>
+      </w:r>
+      <w:r>
+        <w:rPr>
+          <w:rFonts w:ascii="Helvetica Neue" w:eastAsia="宋体" w:hAnsi="Helvetica Neue" w:cs="宋体" w:hint="eastAsia"/>
+          <w:b/>
+          <w:bCs/>
+          <w:color w:val="0E0E0E"/>
+          <w:kern w:val="0"/>
+        </w:rPr>
+        <w:t>plan</w:t>
+      </w:r>
+    </w:p>
+    <w:p>
+      <w:pPr>
+        <w:pStyle w:val="5"/>
+        <w:rPr>
+          <w:rFonts w:ascii="Helvetica Neue" w:eastAsia="宋体" w:hAnsi="Helvetica Neue" w:cs="宋体"/>
+          <w:b/>
+          <w:bCs/>
+          <w:color w:val="0E0E0E"/>
+          <w:kern w:val="0"/>
+        </w:rPr>
+      </w:pPr>
+      <w:r>
+        <w:rPr>
+          <w:rFonts w:ascii="Helvetica Neue" w:eastAsia="宋体" w:hAnsi="Helvetica Neue" w:cs="宋体"/>
+          <w:b/>
+          <w:bCs/>
+          <w:color w:val="0E0E0E"/>
+          <w:kern w:val="0"/>
+        </w:rPr>
+        <w:t>把剩余时间全部投给</w:t>
+      </w:r>
+      <w:r>
+        <w:rPr>
+          <w:rFonts w:ascii="Helvetica Neue" w:eastAsia="宋体" w:hAnsi="Helvetica Neue" w:cs="宋体"/>
+          <w:b/>
+          <w:bCs/>
+          <w:color w:val="0E0E0E"/>
+          <w:kern w:val="0"/>
+        </w:rPr>
+        <w:t>“</w:t>
+      </w:r>
+      <w:r>
+        <w:rPr>
+          <w:rFonts w:ascii="Helvetica Neue" w:eastAsia="宋体" w:hAnsi="Helvetica Neue" w:cs="宋体"/>
+          <w:b/>
+          <w:bCs/>
+          <w:color w:val="0E0E0E"/>
+          <w:kern w:val="0"/>
+        </w:rPr>
+        <w:t>最小可交付路径</w:t>
+      </w:r>
+      <w:r>
+        <w:rPr>
+          <w:rFonts w:ascii="Helvetica Neue" w:eastAsia="宋体" w:hAnsi="Helvetica Neue" w:cs="宋体"/>
+          <w:b/>
+          <w:bCs/>
+          <w:color w:val="0E0E0E"/>
+          <w:kern w:val="0"/>
+        </w:rPr>
+        <w:t>”</w:t>
+      </w:r>
+    </w:p>
+    <w:p>
+      <w:pPr>
+        <w:rPr>
+          <w:rFonts w:ascii="Helvetica Neue" w:eastAsia="宋体" w:hAnsi="Helvetica Neue" w:cs="宋体"/>
+          <w:color w:val="0E0E0E"/>
+          <w:kern w:val="0"/>
+        </w:rPr>
+      </w:pPr>
+      <w:r>
+        <w:rPr>
+          <w:rFonts w:ascii="Helvetica Neue" w:eastAsia="宋体" w:hAnsi="Helvetica Neue" w:cs="宋体" w:hint="eastAsia"/>
+          <w:color w:val="0E0E0E"/>
+          <w:kern w:val="0"/>
+        </w:rPr>
+        <w:t>重塑压缩后的关键路径</w:t>
+      </w:r>
+    </w:p>
+    <w:p>
+      <w:pPr>
+        <w:rPr>
+          <w:rFonts w:ascii="Helvetica Neue" w:eastAsia="宋体" w:hAnsi="Helvetica Neue" w:cs="宋体"/>
+          <w:color w:val="0E0E0E"/>
+          <w:kern w:val="0"/>
+        </w:rPr>
+      </w:pPr>
+    </w:p>
+    <w:p>
+      <w:pPr>
+        <w:rPr>
+          <w:rFonts w:ascii="Helvetica Neue" w:eastAsia="宋体" w:hAnsi="Helvetica Neue" w:cs="宋体"/>
+          <w:color w:val="0E0E0E"/>
+          <w:kern w:val="0"/>
+        </w:rPr>
+      </w:pPr>
+    </w:p>
+    <w:p>
+      <w:pPr>
+        <w:rPr>
+          <w:rFonts w:ascii="Helvetica Neue" w:eastAsia="宋体" w:hAnsi="Helvetica Neue" w:cs="宋体"/>
+          <w:color w:val="0E0E0E"/>
+          <w:kern w:val="0"/>
+        </w:rPr>
+      </w:pPr>
+    </w:p>
+    <w:p>
+      <w:pPr>
         <w:rPr>
           <w:rFonts w:hint="eastAsia"/>
         </w:rPr>
-        <w:t>计划</w:t>
-      </w:r>
+      </w:pPr>
     </w:p>
-    <w:p>
-      <w:r>
-        <w:t>AOPT</w:t>
-      </w:r>
-      <w:r>
-        <w:rPr>
-          <w:rFonts w:hint="eastAsia"/>
-        </w:rPr>
-        <w:t>安排是否合理？</w:t>
-      </w:r>
-    </w:p>
-    <w:p>
-      <w:pPr>
-        <w:pStyle w:val="a9"/>
-        <w:numPr>
-          <w:ilvl w:val="0"/>
-          <w:numId w:val="16"/>
-        </w:numPr>
-      </w:pPr>
-      <w:r>
-        <w:rPr>
-          <w:rFonts w:hint="eastAsia"/>
-        </w:rPr>
-        <w:t>了解目前进展到哪步</w:t>
-      </w:r>
-    </w:p>
-    <w:p>
-      <w:pPr>
-        <w:pStyle w:val="a9"/>
-        <w:numPr>
-          <w:ilvl w:val="0"/>
-          <w:numId w:val="16"/>
-        </w:numPr>
-      </w:pPr>
-      <w:r>
-        <w:rPr>
-          <w:rFonts w:hint="eastAsia"/>
-        </w:rPr>
-        <w:t>根据目前进展，判断截止日期安排是否合理</w:t>
-      </w:r>
-    </w:p>
-    <w:p>
-      <w:pPr>
-        <w:pStyle w:val="a9"/>
-        <w:numPr>
-          <w:ilvl w:val="0"/>
-          <w:numId w:val="16"/>
-        </w:numPr>
-      </w:pPr>
-      <w:r>
-        <w:rPr>
-          <w:rFonts w:hint="eastAsia"/>
-        </w:rPr>
-        <w:t>根据截止日期，可以确认任务耗时（可以消耗多少）</w:t>
-      </w:r>
-    </w:p>
-    <w:p>
-      <w:pPr>
-        <w:pStyle w:val="3"/>
-      </w:pPr>
-      <w:r>
-        <w:rPr>
-          <w:rFonts w:hint="eastAsia"/>
-        </w:rPr>
-        <w:t>日</w:t>
-      </w:r>
-      <w:r>
-        <w:rPr>
-          <w:rFonts w:hint="eastAsia"/>
-        </w:rPr>
-        <w:t>计划</w:t>
-      </w:r>
-    </w:p>
-    <w:p>
-      <w:r>
-        <w:rPr>
-          <w:rFonts w:hint="eastAsia"/>
-        </w:rPr>
-        <w:t>今天</w:t>
-      </w:r>
-      <w:r>
-        <w:rPr>
-          <w:rFonts w:hint="eastAsia"/>
-        </w:rPr>
-        <w:t>任务的具体安排？</w:t>
-      </w:r>
-    </w:p>
-    <w:p>
-      <w:pPr>
-        <w:pStyle w:val="a9"/>
-        <w:numPr>
-          <w:ilvl w:val="0"/>
-          <w:numId w:val="15"/>
-        </w:numPr>
-      </w:pPr>
-      <w:r>
-        <w:rPr>
-          <w:rFonts w:hint="eastAsia"/>
-        </w:rPr>
-        <w:t>要求：</w:t>
-      </w:r>
-    </w:p>
-    <w:p>
-      <w:pPr>
-        <w:pStyle w:val="a9"/>
-        <w:numPr>
-          <w:ilvl w:val="0"/>
-          <w:numId w:val="15"/>
-        </w:numPr>
-      </w:pPr>
-      <w:r>
-        <w:rPr>
-          <w:rFonts w:hint="eastAsia"/>
-        </w:rPr>
-        <w:t>步骤：确定</w:t>
-      </w:r>
-      <w:r>
-        <w:rPr>
-          <w:rFonts w:hint="eastAsia"/>
-        </w:rPr>
-        <w:t>任务具体要怎么完成</w:t>
-      </w:r>
-    </w:p>
-    <w:p>
-      <w:pPr>
-        <w:pStyle w:val="a9"/>
-        <w:numPr>
-          <w:ilvl w:val="0"/>
-          <w:numId w:val="15"/>
-        </w:numPr>
-      </w:pPr>
-      <w:r>
-        <w:rPr>
-          <w:rFonts w:hint="eastAsia"/>
-        </w:rPr>
-        <w:lastRenderedPageBreak/>
-        <w:t>耗时</w:t>
-      </w:r>
-      <w:r>
-        <w:rPr>
-          <w:rFonts w:hint="eastAsia"/>
-        </w:rPr>
-        <w:t>：大致估计这样完成任务需要多久</w:t>
-      </w:r>
-    </w:p>
-    <w:p>
-      <w:pPr>
-        <w:pStyle w:val="a9"/>
-        <w:numPr>
-          <w:ilvl w:val="0"/>
-          <w:numId w:val="15"/>
-        </w:numPr>
-      </w:pPr>
-      <w:r>
-        <w:rPr>
-          <w:rFonts w:hint="eastAsia"/>
-        </w:rPr>
-        <w:t>时间</w:t>
-      </w:r>
-      <w:r>
-        <w:rPr>
-          <w:rFonts w:hint="eastAsia"/>
-        </w:rPr>
-        <w:t>：在日历视图，为</w:t>
-      </w:r>
-      <w:r>
-        <w:rPr>
-          <w:rFonts w:hint="eastAsia"/>
-        </w:rPr>
-        <w:t>本周</w:t>
-      </w:r>
-      <w:r>
-        <w:rPr>
-          <w:rFonts w:hint="eastAsia"/>
-        </w:rPr>
-        <w:t>任务安排具体时间</w:t>
-      </w:r>
-    </w:p>
-    <w:p/>
-    <w:p>
-      <w:pPr>
-        <w:pStyle w:val="2"/>
-      </w:pPr>
-      <w:r>
-        <w:rPr>
-          <w:rFonts w:hint="eastAsia"/>
-        </w:rPr>
-        <w:t>步骤记录</w:t>
-      </w:r>
-    </w:p>
-    <w:p>
-      <w:r>
-        <w:rPr>
-          <w:rFonts w:hint="eastAsia"/>
-        </w:rPr>
-        <w:t>把一周积累的灵感拿出来分类、分别处理</w:t>
-      </w:r>
-    </w:p>
-    <w:p>
-      <w:r>
-        <w:rPr>
-          <w:rFonts w:hint="eastAsia"/>
-        </w:rPr>
-        <w:t>将问题录入待办事项</w:t>
-      </w:r>
-    </w:p>
-    <w:p>
-      <w:r>
-        <w:rPr>
-          <w:rFonts w:hint="eastAsia"/>
-        </w:rPr>
-        <w:t>整理下周待办事项</w:t>
-      </w:r>
-      <w:r>
-        <w:rPr>
-          <w:rFonts w:hint="eastAsia"/>
-        </w:rPr>
-        <w:t>（按照（里程碑、完成标准、可交付物）决定要做哪些事情，在每天的层级，也根据里程碑与可交付物）</w:t>
-      </w:r>
-    </w:p>
-    <w:p>
-      <w:pPr>
-        <w:pStyle w:val="p1"/>
-      </w:pPr>
-      <w:r>
-        <w:t>目标（Goal）</w:t>
-      </w:r>
-    </w:p>
-    <w:p>
-      <w:pPr>
-        <w:pStyle w:val="p1"/>
-      </w:pPr>
-      <w:r>
-        <w:t xml:space="preserve">└── 里程碑（Milestones） </w:t>
-      </w:r>
-      <w:r>
-        <w:rPr>
-          <w:rStyle w:val="apple-converted-space"/>
-        </w:rPr>
-        <w:t xml:space="preserve">  </w:t>
-      </w:r>
-      <w:r>
-        <w:t>← 管进度</w:t>
-      </w:r>
-    </w:p>
-    <w:p>
-      <w:pPr>
-        <w:pStyle w:val="p1"/>
-      </w:pPr>
-      <w:r>
-        <w:rPr>
-          <w:rStyle w:val="apple-converted-space"/>
-        </w:rPr>
-        <w:t xml:space="preserve">    </w:t>
-      </w:r>
-      <w:r>
-        <w:t>└── 可交付物（Deliverables） ← 管产出</w:t>
-      </w:r>
-    </w:p>
-    <w:p>
-      <w:pPr>
-        <w:pStyle w:val="p1"/>
-      </w:pPr>
-      <w:r>
-        <w:rPr>
-          <w:rStyle w:val="apple-converted-space"/>
-        </w:rPr>
-        <w:t xml:space="preserve">        </w:t>
-      </w:r>
-      <w:r>
-        <w:t>└── 完成标准（Criteria） ← 管质量</w:t>
-      </w:r>
-    </w:p>
-    <w:p/>
     <w:sectPr>
       <w:pgSz w:w="11906" w:h="16838"/>
       <w:pgMar w:top="1440" w:right="1800" w:bottom="1440" w:left="1800" w:header="851" w:footer="992" w:gutter="0"/>
@@ -4692,7 +4640,6 @@
     <w:next w:val="a"/>
     <w:link w:val="50"/>
     <w:uiPriority w:val="9"/>
-    <w:semiHidden/>
     <w:unhideWhenUsed/>
     <w:qFormat/>
     <w:rsid w:val="003E2A6D"/>
@@ -4878,7 +4825,6 @@
     <w:basedOn w:val="a0"/>
     <w:link w:val="5"/>
     <w:uiPriority w:val="9"/>
-    <w:semiHidden/>
     <w:rsid w:val="003E2A6D"/>
     <w:rPr>
       <w:rFonts w:cstheme="majorBidi"/>

--- a/doc/计划总结.docx
+++ b/doc/计划总结.docx
@@ -1043,11 +1043,6 @@
       </w:r>
     </w:p>
     <w:p>
-      <w:pPr>
-        <w:rPr>
-          <w:rFonts w:hint="eastAsia"/>
-        </w:rPr>
-      </w:pPr>
       <w:r>
         <w:rPr>
           <w:rFonts w:hint="eastAsia"/>
@@ -1758,7 +1753,7 @@
     <w:p>
       <w:pPr>
         <w:rPr>
-          <w:rFonts w:ascii="Helvetica Neue" w:eastAsia="宋体" w:hAnsi="Helvetica Neue" w:cs="宋体" w:hint="eastAsia"/>
+          <w:rFonts w:ascii="Helvetica Neue" w:eastAsia="宋体" w:hAnsi="Helvetica Neue" w:cs="宋体"/>
           <w:color w:val="0E0E0E"/>
           <w:kern w:val="0"/>
           <w:sz w:val="24"/>
@@ -1925,12 +1920,29 @@
     </w:p>
     <w:p>
       <w:pPr>
-        <w:rPr>
-          <w:rFonts w:ascii="Helvetica Neue" w:eastAsia="宋体" w:hAnsi="Helvetica Neue" w:cs="宋体"/>
-          <w:color w:val="0E0E0E"/>
-          <w:kern w:val="0"/>
-        </w:rPr>
-      </w:pPr>
+        <w:pStyle w:val="5"/>
+        <w:rPr>
+          <w:rFonts w:ascii="Helvetica Neue" w:eastAsia="宋体" w:hAnsi="Helvetica Neue" w:cs="宋体" w:hint="eastAsia"/>
+          <w:color w:val="0E0E0E"/>
+          <w:kern w:val="0"/>
+        </w:rPr>
+      </w:pPr>
+      <w:r>
+        <w:rPr>
+          <w:rFonts w:ascii="Helvetica Neue" w:eastAsia="宋体" w:hAnsi="Helvetica Neue" w:cs="宋体" w:hint="eastAsia"/>
+          <w:color w:val="0E0E0E"/>
+          <w:kern w:val="0"/>
+        </w:rPr>
+        <w:t>判断</w:t>
+      </w:r>
+      <w:r>
+        <w:rPr>
+          <w:rFonts w:ascii="Helvetica Neue" w:eastAsia="宋体" w:hAnsi="Helvetica Neue" w:cs="宋体"/>
+          <w:color w:val="0E0E0E"/>
+          <w:kern w:val="0"/>
+        </w:rPr>
+        <w:t>任务能否在前完成？</w:t>
+      </w:r>
     </w:p>
     <w:p>
       <w:pPr>
@@ -1940,14 +1952,461 @@
           <w:kern w:val="0"/>
         </w:rPr>
       </w:pPr>
+      <w:r>
+        <w:rPr>
+          <w:rFonts w:ascii="Helvetica Neue" w:eastAsia="宋体" w:hAnsi="Helvetica Neue" w:cs="宋体"/>
+          <w:color w:val="0E0E0E"/>
+          <w:kern w:val="0"/>
+        </w:rPr>
+        <w:t>把从今天到每个计划</w:t>
+      </w:r>
+      <w:r>
+        <w:rPr>
+          <w:rFonts w:ascii="Helvetica Neue" w:eastAsia="宋体" w:hAnsi="Helvetica Neue" w:cs="宋体"/>
+          <w:color w:val="0E0E0E"/>
+          <w:kern w:val="0"/>
+        </w:rPr>
+        <w:t xml:space="preserve"> deadline </w:t>
+      </w:r>
+      <w:r>
+        <w:rPr>
+          <w:rFonts w:ascii="Helvetica Neue" w:eastAsia="宋体" w:hAnsi="Helvetica Neue" w:cs="宋体"/>
+          <w:color w:val="0E0E0E"/>
+          <w:kern w:val="0"/>
+        </w:rPr>
+        <w:t>的剩余时间按</w:t>
+      </w:r>
+      <w:r>
+        <w:rPr>
+          <w:rFonts w:ascii="Helvetica Neue" w:eastAsia="宋体" w:hAnsi="Helvetica Neue" w:cs="宋体"/>
+          <w:color w:val="0E0E0E"/>
+          <w:kern w:val="0"/>
+        </w:rPr>
+        <w:t>“</w:t>
+      </w:r>
+      <w:r>
+        <w:rPr>
+          <w:rFonts w:ascii="Helvetica Neue" w:eastAsia="宋体" w:hAnsi="Helvetica Neue" w:cs="宋体"/>
+          <w:color w:val="0E0E0E"/>
+          <w:kern w:val="0"/>
+        </w:rPr>
+        <w:t>工作日</w:t>
+      </w:r>
+      <w:r>
+        <w:rPr>
+          <w:rFonts w:ascii="Helvetica Neue" w:eastAsia="宋体" w:hAnsi="Helvetica Neue" w:cs="宋体"/>
+          <w:color w:val="0E0E0E"/>
+          <w:kern w:val="0"/>
+        </w:rPr>
+        <w:t>”</w:t>
+      </w:r>
+      <w:r>
+        <w:rPr>
+          <w:rFonts w:ascii="Helvetica Neue" w:eastAsia="宋体" w:hAnsi="Helvetica Neue" w:cs="宋体"/>
+          <w:color w:val="0E0E0E"/>
+          <w:kern w:val="0"/>
+        </w:rPr>
+        <w:t>（仅排除周末）计数，并将每天产能拆成两个固定窗口：早上</w:t>
+      </w:r>
+      <w:r>
+        <w:rPr>
+          <w:rFonts w:ascii="Helvetica Neue" w:eastAsia="宋体" w:hAnsi="Helvetica Neue" w:cs="宋体"/>
+          <w:color w:val="0E0E0E"/>
+          <w:kern w:val="0"/>
+        </w:rPr>
+        <w:t xml:space="preserve"> 07:00–11:00 </w:t>
+      </w:r>
+      <w:r>
+        <w:rPr>
+          <w:rFonts w:ascii="Helvetica Neue" w:eastAsia="宋体" w:hAnsi="Helvetica Neue" w:cs="宋体"/>
+          <w:color w:val="0E0E0E"/>
+          <w:kern w:val="0"/>
+        </w:rPr>
+        <w:t>视为高精力产能（</w:t>
+      </w:r>
+      <w:r>
+        <w:rPr>
+          <w:rFonts w:ascii="Helvetica Neue" w:eastAsia="宋体" w:hAnsi="Helvetica Neue" w:cs="宋体"/>
+          <w:color w:val="0E0E0E"/>
+          <w:kern w:val="0"/>
+        </w:rPr>
+        <w:t>load=h</w:t>
+      </w:r>
+      <w:r>
+        <w:rPr>
+          <w:rFonts w:ascii="Helvetica Neue" w:eastAsia="宋体" w:hAnsi="Helvetica Neue" w:cs="宋体"/>
+          <w:color w:val="0E0E0E"/>
+          <w:kern w:val="0"/>
+        </w:rPr>
+        <w:t>），下午</w:t>
+      </w:r>
+      <w:r>
+        <w:rPr>
+          <w:rFonts w:ascii="Helvetica Neue" w:eastAsia="宋体" w:hAnsi="Helvetica Neue" w:cs="宋体"/>
+          <w:color w:val="0E0E0E"/>
+          <w:kern w:val="0"/>
+        </w:rPr>
+        <w:t xml:space="preserve"> 12:00–18:00 </w:t>
+      </w:r>
+      <w:r>
+        <w:rPr>
+          <w:rFonts w:ascii="Helvetica Neue" w:eastAsia="宋体" w:hAnsi="Helvetica Neue" w:cs="宋体"/>
+          <w:color w:val="0E0E0E"/>
+          <w:kern w:val="0"/>
+        </w:rPr>
+        <w:t>视为低精力产能（</w:t>
+      </w:r>
+      <w:r>
+        <w:rPr>
+          <w:rFonts w:ascii="Helvetica Neue" w:eastAsia="宋体" w:hAnsi="Helvetica Neue" w:cs="宋体"/>
+          <w:color w:val="0E0E0E"/>
+          <w:kern w:val="0"/>
+        </w:rPr>
+        <w:t>load=l</w:t>
+      </w:r>
+      <w:r>
+        <w:rPr>
+          <w:rFonts w:ascii="Helvetica Neue" w:eastAsia="宋体" w:hAnsi="Helvetica Neue" w:cs="宋体"/>
+          <w:color w:val="0E0E0E"/>
+          <w:kern w:val="0"/>
+        </w:rPr>
+        <w:t>）。对每个计划，只统计</w:t>
+      </w:r>
+      <w:r>
+        <w:rPr>
+          <w:rFonts w:ascii="Helvetica Neue" w:eastAsia="宋体" w:hAnsi="Helvetica Neue" w:cs="宋体"/>
+          <w:color w:val="0E0E0E"/>
+          <w:kern w:val="0"/>
+        </w:rPr>
+        <w:t xml:space="preserve"> status </w:t>
+      </w:r>
+      <w:r>
+        <w:rPr>
+          <w:rFonts w:ascii="Helvetica Neue" w:eastAsia="宋体" w:hAnsi="Helvetica Neue" w:cs="宋体"/>
+          <w:color w:val="0E0E0E"/>
+          <w:kern w:val="0"/>
+        </w:rPr>
+        <w:t>为</w:t>
+      </w:r>
+      <w:r>
+        <w:rPr>
+          <w:rFonts w:ascii="Helvetica Neue" w:eastAsia="宋体" w:hAnsi="Helvetica Neue" w:cs="宋体"/>
+          <w:color w:val="0E0E0E"/>
+          <w:kern w:val="0"/>
+        </w:rPr>
+        <w:t xml:space="preserve"> </w:t>
+      </w:r>
+      <w:proofErr w:type="spellStart"/>
+      <w:r>
+        <w:rPr>
+          <w:rFonts w:ascii="Helvetica Neue" w:eastAsia="宋体" w:hAnsi="Helvetica Neue" w:cs="宋体"/>
+          <w:color w:val="0E0E0E"/>
+          <w:kern w:val="0"/>
+        </w:rPr>
+        <w:t>todo</w:t>
+      </w:r>
+      <w:proofErr w:type="spellEnd"/>
+      <w:r>
+        <w:rPr>
+          <w:rFonts w:ascii="Helvetica Neue" w:eastAsia="宋体" w:hAnsi="Helvetica Neue" w:cs="宋体"/>
+          <w:color w:val="0E0E0E"/>
+          <w:kern w:val="0"/>
+        </w:rPr>
+        <w:t xml:space="preserve">/active </w:t>
+      </w:r>
+      <w:r>
+        <w:rPr>
+          <w:rFonts w:ascii="Helvetica Neue" w:eastAsia="宋体" w:hAnsi="Helvetica Neue" w:cs="宋体"/>
+          <w:color w:val="0E0E0E"/>
+          <w:kern w:val="0"/>
+        </w:rPr>
+        <w:t>的任务，把每个任务的</w:t>
+      </w:r>
+      <w:r>
+        <w:rPr>
+          <w:rFonts w:ascii="Helvetica Neue" w:eastAsia="宋体" w:hAnsi="Helvetica Neue" w:cs="宋体"/>
+          <w:color w:val="0E0E0E"/>
+          <w:kern w:val="0"/>
+        </w:rPr>
+        <w:t xml:space="preserve"> timebox </w:t>
+      </w:r>
+      <w:r>
+        <w:rPr>
+          <w:rFonts w:ascii="Helvetica Neue" w:eastAsia="宋体" w:hAnsi="Helvetica Neue" w:cs="宋体"/>
+          <w:color w:val="0E0E0E"/>
+          <w:kern w:val="0"/>
+        </w:rPr>
+        <w:t>作为该任务的最小工作量预算，并按任务</w:t>
+      </w:r>
+      <w:r>
+        <w:rPr>
+          <w:rFonts w:ascii="Helvetica Neue" w:eastAsia="宋体" w:hAnsi="Helvetica Neue" w:cs="宋体"/>
+          <w:color w:val="0E0E0E"/>
+          <w:kern w:val="0"/>
+        </w:rPr>
+        <w:t xml:space="preserve"> load </w:t>
+      </w:r>
+      <w:r>
+        <w:rPr>
+          <w:rFonts w:ascii="Helvetica Neue" w:eastAsia="宋体" w:hAnsi="Helvetica Neue" w:cs="宋体"/>
+          <w:color w:val="0E0E0E"/>
+          <w:kern w:val="0"/>
+        </w:rPr>
+        <w:t>分别汇总为高精力需求与低精力需求；同时把</w:t>
+      </w:r>
+      <w:r>
+        <w:rPr>
+          <w:rFonts w:ascii="Helvetica Neue" w:eastAsia="宋体" w:hAnsi="Helvetica Neue" w:cs="宋体"/>
+          <w:color w:val="0E0E0E"/>
+          <w:kern w:val="0"/>
+        </w:rPr>
+        <w:t xml:space="preserve"> urgency=h </w:t>
+      </w:r>
+      <w:r>
+        <w:rPr>
+          <w:rFonts w:ascii="Helvetica Neue" w:eastAsia="宋体" w:hAnsi="Helvetica Neue" w:cs="宋体"/>
+          <w:color w:val="0E0E0E"/>
+          <w:kern w:val="0"/>
+        </w:rPr>
+        <w:t>的任务视为必须在</w:t>
+      </w:r>
+      <w:r>
+        <w:rPr>
+          <w:rFonts w:ascii="Helvetica Neue" w:eastAsia="宋体" w:hAnsi="Helvetica Neue" w:cs="宋体"/>
+          <w:color w:val="0E0E0E"/>
+          <w:kern w:val="0"/>
+        </w:rPr>
+        <w:t xml:space="preserve"> deadline </w:t>
+      </w:r>
+      <w:r>
+        <w:rPr>
+          <w:rFonts w:ascii="Helvetica Neue" w:eastAsia="宋体" w:hAnsi="Helvetica Neue" w:cs="宋体"/>
+          <w:color w:val="0E0E0E"/>
+          <w:kern w:val="0"/>
+        </w:rPr>
+        <w:t>前优先被容纳的需求集合。可行性判断遵循</w:t>
+      </w:r>
+      <w:r>
+        <w:rPr>
+          <w:rFonts w:ascii="Helvetica Neue" w:eastAsia="宋体" w:hAnsi="Helvetica Neue" w:cs="宋体"/>
+          <w:color w:val="0E0E0E"/>
+          <w:kern w:val="0"/>
+        </w:rPr>
+        <w:t>“</w:t>
+      </w:r>
+      <w:r>
+        <w:rPr>
+          <w:rFonts w:ascii="Helvetica Neue" w:eastAsia="宋体" w:hAnsi="Helvetica Neue" w:cs="宋体"/>
+          <w:color w:val="0E0E0E"/>
+          <w:kern w:val="0"/>
+        </w:rPr>
+        <w:t>先紧急、后非紧急，且低负担任务可以占用高精力窗口、高负担任务不应挤占低精力窗口</w:t>
+      </w:r>
+      <w:r>
+        <w:rPr>
+          <w:rFonts w:ascii="Helvetica Neue" w:eastAsia="宋体" w:hAnsi="Helvetica Neue" w:cs="宋体"/>
+          <w:color w:val="0E0E0E"/>
+          <w:kern w:val="0"/>
+        </w:rPr>
+        <w:t>”</w:t>
+      </w:r>
+      <w:r>
+        <w:rPr>
+          <w:rFonts w:ascii="Helvetica Neue" w:eastAsia="宋体" w:hAnsi="Helvetica Neue" w:cs="宋体"/>
+          <w:color w:val="0E0E0E"/>
+          <w:kern w:val="0"/>
+        </w:rPr>
+        <w:t>的装箱规则：先用高精力窗口容纳所有</w:t>
+      </w:r>
+      <w:r>
+        <w:rPr>
+          <w:rFonts w:ascii="Helvetica Neue" w:eastAsia="宋体" w:hAnsi="Helvetica Neue" w:cs="宋体"/>
+          <w:color w:val="0E0E0E"/>
+          <w:kern w:val="0"/>
+        </w:rPr>
+        <w:t xml:space="preserve"> urgency=h </w:t>
+      </w:r>
+      <w:r>
+        <w:rPr>
+          <w:rFonts w:ascii="Helvetica Neue" w:eastAsia="宋体" w:hAnsi="Helvetica Neue" w:cs="宋体"/>
+          <w:color w:val="0E0E0E"/>
+          <w:kern w:val="0"/>
+        </w:rPr>
+        <w:t>且</w:t>
+      </w:r>
+      <w:r>
+        <w:rPr>
+          <w:rFonts w:ascii="Helvetica Neue" w:eastAsia="宋体" w:hAnsi="Helvetica Neue" w:cs="宋体"/>
+          <w:color w:val="0E0E0E"/>
+          <w:kern w:val="0"/>
+        </w:rPr>
+        <w:t xml:space="preserve"> load=h </w:t>
+      </w:r>
+      <w:r>
+        <w:rPr>
+          <w:rFonts w:ascii="Helvetica Neue" w:eastAsia="宋体" w:hAnsi="Helvetica Neue" w:cs="宋体"/>
+          <w:color w:val="0E0E0E"/>
+          <w:kern w:val="0"/>
+        </w:rPr>
+        <w:t>的需求，再用低精力窗口容纳</w:t>
+      </w:r>
+      <w:r>
+        <w:rPr>
+          <w:rFonts w:ascii="Helvetica Neue" w:eastAsia="宋体" w:hAnsi="Helvetica Neue" w:cs="宋体"/>
+          <w:color w:val="0E0E0E"/>
+          <w:kern w:val="0"/>
+        </w:rPr>
+        <w:t xml:space="preserve"> urgency=h </w:t>
+      </w:r>
+      <w:r>
+        <w:rPr>
+          <w:rFonts w:ascii="Helvetica Neue" w:eastAsia="宋体" w:hAnsi="Helvetica Neue" w:cs="宋体"/>
+          <w:color w:val="0E0E0E"/>
+          <w:kern w:val="0"/>
+        </w:rPr>
+        <w:t>且</w:t>
+      </w:r>
+      <w:r>
+        <w:rPr>
+          <w:rFonts w:ascii="Helvetica Neue" w:eastAsia="宋体" w:hAnsi="Helvetica Neue" w:cs="宋体"/>
+          <w:color w:val="0E0E0E"/>
+          <w:kern w:val="0"/>
+        </w:rPr>
+        <w:t xml:space="preserve"> load=l </w:t>
+      </w:r>
+      <w:r>
+        <w:rPr>
+          <w:rFonts w:ascii="Helvetica Neue" w:eastAsia="宋体" w:hAnsi="Helvetica Neue" w:cs="宋体"/>
+          <w:color w:val="0E0E0E"/>
+          <w:kern w:val="0"/>
+        </w:rPr>
+        <w:t>的需求，不足部分允许上移到高精力窗口；若任一紧急需求在对应规则下仍溢出，则说明该计划在当前任务集合与时间预算下无法按</w:t>
+      </w:r>
+      <w:r>
+        <w:rPr>
+          <w:rFonts w:ascii="Helvetica Neue" w:eastAsia="宋体" w:hAnsi="Helvetica Neue" w:cs="宋体"/>
+          <w:color w:val="0E0E0E"/>
+          <w:kern w:val="0"/>
+        </w:rPr>
+        <w:t xml:space="preserve"> deadline </w:t>
+      </w:r>
+      <w:r>
+        <w:rPr>
+          <w:rFonts w:ascii="Helvetica Neue" w:eastAsia="宋体" w:hAnsi="Helvetica Neue" w:cs="宋体"/>
+          <w:color w:val="0E0E0E"/>
+          <w:kern w:val="0"/>
+        </w:rPr>
+        <w:t>完成。若紧急需求可完全容纳，再用同样规则检查全部</w:t>
+      </w:r>
+      <w:r>
+        <w:rPr>
+          <w:rFonts w:ascii="Helvetica Neue" w:eastAsia="宋体" w:hAnsi="Helvetica Neue" w:cs="宋体"/>
+          <w:color w:val="0E0E0E"/>
+          <w:kern w:val="0"/>
+        </w:rPr>
+        <w:t xml:space="preserve"> </w:t>
+      </w:r>
+      <w:proofErr w:type="spellStart"/>
+      <w:r>
+        <w:rPr>
+          <w:rFonts w:ascii="Helvetica Neue" w:eastAsia="宋体" w:hAnsi="Helvetica Neue" w:cs="宋体"/>
+          <w:color w:val="0E0E0E"/>
+          <w:kern w:val="0"/>
+        </w:rPr>
+        <w:t>todo</w:t>
+      </w:r>
+      <w:proofErr w:type="spellEnd"/>
+      <w:r>
+        <w:rPr>
+          <w:rFonts w:ascii="Helvetica Neue" w:eastAsia="宋体" w:hAnsi="Helvetica Neue" w:cs="宋体"/>
+          <w:color w:val="0E0E0E"/>
+          <w:kern w:val="0"/>
+        </w:rPr>
+        <w:t xml:space="preserve">/active </w:t>
+      </w:r>
+      <w:r>
+        <w:rPr>
+          <w:rFonts w:ascii="Helvetica Neue" w:eastAsia="宋体" w:hAnsi="Helvetica Neue" w:cs="宋体"/>
+          <w:color w:val="0E0E0E"/>
+          <w:kern w:val="0"/>
+        </w:rPr>
+        <w:t>任务是否能容纳，以区分</w:t>
+      </w:r>
+      <w:r>
+        <w:rPr>
+          <w:rFonts w:ascii="Helvetica Neue" w:eastAsia="宋体" w:hAnsi="Helvetica Neue" w:cs="宋体"/>
+          <w:color w:val="0E0E0E"/>
+          <w:kern w:val="0"/>
+        </w:rPr>
+        <w:t>“</w:t>
+      </w:r>
+      <w:r>
+        <w:rPr>
+          <w:rFonts w:ascii="Helvetica Neue" w:eastAsia="宋体" w:hAnsi="Helvetica Neue" w:cs="宋体"/>
+          <w:color w:val="0E0E0E"/>
+          <w:kern w:val="0"/>
+        </w:rPr>
+        <w:t>至少能按时完成紧急部分</w:t>
+      </w:r>
+      <w:r>
+        <w:rPr>
+          <w:rFonts w:ascii="Helvetica Neue" w:eastAsia="宋体" w:hAnsi="Helvetica Neue" w:cs="宋体"/>
+          <w:color w:val="0E0E0E"/>
+          <w:kern w:val="0"/>
+        </w:rPr>
+        <w:t>”</w:t>
+      </w:r>
+      <w:r>
+        <w:rPr>
+          <w:rFonts w:ascii="Helvetica Neue" w:eastAsia="宋体" w:hAnsi="Helvetica Neue" w:cs="宋体"/>
+          <w:color w:val="0E0E0E"/>
+          <w:kern w:val="0"/>
+        </w:rPr>
+        <w:t>与</w:t>
+      </w:r>
+      <w:r>
+        <w:rPr>
+          <w:rFonts w:ascii="Helvetica Neue" w:eastAsia="宋体" w:hAnsi="Helvetica Neue" w:cs="宋体"/>
+          <w:color w:val="0E0E0E"/>
+          <w:kern w:val="0"/>
+        </w:rPr>
+        <w:t>“</w:t>
+      </w:r>
+      <w:r>
+        <w:rPr>
+          <w:rFonts w:ascii="Helvetica Neue" w:eastAsia="宋体" w:hAnsi="Helvetica Neue" w:cs="宋体"/>
+          <w:color w:val="0E0E0E"/>
+          <w:kern w:val="0"/>
+        </w:rPr>
+        <w:t>能按时完成全部任务</w:t>
+      </w:r>
+      <w:r>
+        <w:rPr>
+          <w:rFonts w:ascii="Helvetica Neue" w:eastAsia="宋体" w:hAnsi="Helvetica Neue" w:cs="宋体"/>
+          <w:color w:val="0E0E0E"/>
+          <w:kern w:val="0"/>
+        </w:rPr>
+        <w:t>”</w:t>
+      </w:r>
+      <w:r>
+        <w:rPr>
+          <w:rFonts w:ascii="Helvetica Neue" w:eastAsia="宋体" w:hAnsi="Helvetica Neue" w:cs="宋体"/>
+          <w:color w:val="0E0E0E"/>
+          <w:kern w:val="0"/>
+        </w:rPr>
+        <w:t>。</w:t>
+      </w:r>
     </w:p>
     <w:p>
       <w:pPr>
         <w:rPr>
-          <w:rFonts w:hint="eastAsia"/>
+          <w:rFonts w:ascii="Helvetica Neue" w:eastAsia="宋体" w:hAnsi="Helvetica Neue" w:cs="宋体"/>
+          <w:color w:val="0E0E0E"/>
+          <w:kern w:val="0"/>
         </w:rPr>
       </w:pPr>
     </w:p>
+    <w:p/>
     <w:sectPr>
       <w:pgSz w:w="11906" w:h="16838"/>
       <w:pgMar w:top="1440" w:right="1800" w:bottom="1440" w:left="1800" w:header="851" w:footer="992" w:gutter="0"/>
